--- a/AI_Lab_Explanation.docx
+++ b/AI_Lab_Explanation.docx
@@ -11,9 +11,7 @@
           <w:b/>
           <w:sz w:val="36"/>
         </w:rPr>
-        <w:t>CAI601400 — Artificial Intelligence Lab</w:t>
-        <w:br/>
-        <w:t>F25-AI-Lab Solutions and Explanation</w:t>
+        <w:t>Artificial Intelligence Lab</w:t>
       </w:r>
     </w:p>
     <w:p>
@@ -22,9 +20,11 @@
       </w:pPr>
       <w:r>
         <w:rPr>
-          <w:i/>
+          <w:b/>
         </w:rPr>
-        <w:t>Student: Rasikh Ali | Roll No.: 42365</w:t>
+        <w:t>Name: Muhammad Usman</w:t>
+        <w:br/>
+        <w:t>Roll No: 025</w:t>
       </w:r>
     </w:p>
     <w:p>
@@ -32,12 +32,12 @@
         <w:pStyle w:val="Heading1"/>
       </w:pPr>
       <w:r>
-        <w:t>Overview</w:t>
+        <w:t>Introduction</w:t>
       </w:r>
     </w:p>
     <w:p>
       <w:r>
-        <w:t>This document explains the Python solutions submitted for the three lab sections. Each solution is kept in its own Lab folder in the GitHub repository. The programs are written using the Python standard library and can be run from a terminal with Python 3.</w:t>
+        <w:t>This file explains the programs I made for the AI Lab tasks. I used basic Python concepts such as if statements, loops, lists, functions, classes and objects.</w:t>
       </w:r>
     </w:p>
     <w:p>
@@ -45,7 +45,7 @@
         <w:pStyle w:val="Heading1"/>
       </w:pPr>
       <w:r>
-        <w:t>Lab 1 — Conditions and Dynamic Calculator</w:t>
+        <w:t>Lab 1</w:t>
       </w:r>
     </w:p>
     <w:p>
@@ -53,12 +53,12 @@
         <w:pStyle w:val="Heading2"/>
       </w:pPr>
       <w:r>
-        <w:t>Task 1: Integer classification</w:t>
+        <w:t>Integer conditions</w:t>
       </w:r>
     </w:p>
     <w:p>
       <w:r>
-        <w:t>The input is converted to an integer with int(). An if/elif/else chain then checks the value. A negative value produces “Negative changed to zero”; 0 produces “Zero”; 1 produces “Single”; and every value greater than 1 produces “More”. A try/except block handles non-integer input so the program does not terminate unexpectedly.</w:t>
+        <w:t>First, the program takes an integer from the user. If the number is negative, it prints Negative changed to zero. It prints Zero for 0, Single for 1, and More for numbers greater than 1.</w:t>
       </w:r>
     </w:p>
     <w:p>
@@ -66,48 +66,12 @@
         <w:pStyle w:val="Heading2"/>
       </w:pPr>
       <w:r>
-        <w:t>Task 2: Chosen mini-project — Dynamic calculator</w:t>
+        <w:t>Dynamic calculator</w:t>
       </w:r>
     </w:p>
     <w:p>
       <w:r>
-        <w:t>I selected the dynamic calculator option. The calculator repeatedly accepts an arithmetic expression, evaluates it, prints the result, and continues until the user enters a blank line. Instead of using eval(), the program parses the expression with Python’s ast module and permits only numeric constants, parentheses, and selected arithmetic operators (+, -, *, /, %, and **). This is safer because arbitrary Python statements cannot be executed.</w:t>
-      </w:r>
-    </w:p>
-    <w:p>
-      <w:pPr>
-        <w:pStyle w:val="ListBullet"/>
-      </w:pPr>
-      <w:r>
-        <w:t>Operator precedence and parentheses are handled by Python’s expression parser.</w:t>
-      </w:r>
-    </w:p>
-    <w:p>
-      <w:pPr>
-        <w:pStyle w:val="ListBullet"/>
-      </w:pPr>
-      <w:r>
-        <w:t>ZeroDivisionError, invalid syntax, and unsupported expressions are caught and displayed as user-friendly errors.</w:t>
-      </w:r>
-    </w:p>
-    <w:p>
-      <w:pPr>
-        <w:pStyle w:val="ListBullet"/>
-      </w:pPr>
-      <w:r>
-        <w:t>Example: 1 + 2 * 3 evaluates to 7, while (4 - 5 / 4) evaluates to 2.75.</w:t>
-      </w:r>
-    </w:p>
-    <w:p>
-      <w:pPr>
-        <w:pStyle w:val="NoSpacing"/>
-      </w:pPr>
-      <w:r>
-        <w:rPr>
-          <w:rFonts w:ascii="Courier New" w:hAnsi="Courier New"/>
-          <w:sz w:val="18"/>
-        </w:rPr>
-        <w:t>python3 Lab-1/lab1_conditions_calculator.py</w:t>
+        <w:t>For the mini project I selected the dynamic calculator. The user enters an arithmetic expression and the program prints the answer. The calculator keeps running until the user presses Enter on an empty line. A try and except statement shows an error message when the expression is not correct.</w:t>
       </w:r>
     </w:p>
     <w:p>
@@ -115,7 +79,7 @@
         <w:pStyle w:val="Heading1"/>
       </w:pPr>
       <w:r>
-        <w:t>Lab 2 — FizzBuzz, Movie Budgets, and OOP</w:t>
+        <w:t>Lab 2</w:t>
       </w:r>
     </w:p>
     <w:p>
@@ -123,12 +87,12 @@
         <w:pStyle w:val="Heading2"/>
       </w:pPr>
       <w:r>
-        <w:t>Task 1: FizzBuzz</w:t>
+        <w:t>FizzBuzz</w:t>
       </w:r>
     </w:p>
     <w:p>
       <w:r>
-        <w:t>The fizzbuzz() function loops from 1 to 100. The divisibility-by-15 test is checked first, so numbers divisible by both 3 and 5 receive “FizzBuzz”. The separate checks then handle “Fizz”, “Buzz”, or the number itself.</w:t>
+        <w:t>A for loop prints numbers from 1 to 100. Numbers divisible by both 3 and 5 print FizzBuzz. Numbers divisible by only 3 print Fizz, and numbers divisible by only 5 print Buzz. Other numbers are printed normally.</w:t>
       </w:r>
     </w:p>
     <w:p>
@@ -136,12 +100,12 @@
         <w:pStyle w:val="Heading2"/>
       </w:pPr>
       <w:r>
-        <w:t>Task 2: Movie budgets</w:t>
+        <w:t>Movie budgets</w:t>
       </w:r>
     </w:p>
     <w:p>
       <w:r>
-        <w:t>The analyze_movie_budgets() function receives a list of (title, budget) tuples. It calculates the average with sum divided by the number of movies, creates a list of movies whose budget is greater than the average, calculates each excess amount, and returns the count. An empty-list check prevents division by zero.</w:t>
+        <w:t>I stored movie names and budgets in a list of tuples. I added all the budgets and divided by the number of movies to get the average. Then I checked each movie and printed the movies whose budgets were above the average.</w:t>
       </w:r>
     </w:p>
     <w:p>
@@ -149,24 +113,12 @@
         <w:pStyle w:val="Heading2"/>
       </w:pPr>
       <w:r>
-        <w:t>Task 3: Object-oriented programming</w:t>
+        <w:t>OOP task</w:t>
       </w:r>
     </w:p>
     <w:p>
       <w:r>
-        <w:t>Vehicle is the base class and defines start_engine(). Car and Motorcycle inherit from Vehicle and override the method with their own messages. Creating Car() and Motorcycle() objects and calling the same method demonstrates polymorphism: the correct subclass implementation runs for each object.</w:t>
-      </w:r>
-    </w:p>
-    <w:p>
-      <w:pPr>
-        <w:pStyle w:val="NoSpacing"/>
-      </w:pPr>
-      <w:r>
-        <w:rPr>
-          <w:rFonts w:ascii="Courier New" w:hAnsi="Courier New"/>
-          <w:sz w:val="18"/>
-        </w:rPr>
-        <w:t>python3 Lab-2/lab2_fizzbuzz_movies_oop.py</w:t>
+        <w:t>Vehicle is the parent class. Car and Motorcycle inherit from Vehicle. Both classes have their own start_engine() method. When the method is called, each object prints its own message. This shows inheritance and method overriding.</w:t>
       </w:r>
     </w:p>
     <w:p>
@@ -174,12 +126,12 @@
         <w:pStyle w:val="Heading1"/>
       </w:pPr>
       <w:r>
-        <w:t>Lab 3 — Model-Based Reflex Agent with AC</w:t>
+        <w:t>Lab 3</w:t>
       </w:r>
     </w:p>
     <w:p>
       <w:r>
-        <w:t>TemperatureAgent stores two internal-state variables: heater_on and ac_on. For each new temperature, the agent compares the percept with rules and changes the relevant state only when necessary. The heater turns on below 20°C and off at 20°C or above. The air-conditioner turns on above 26°C and off at 26°C or below. If neither state changes, the agent reports “No change”.</w:t>
+        <w:t>The TemperatureAgent keeps two values in its memory: heater and ac. If the temperature is below 20 degrees, the heater is turned on. If the temperature is 20 degrees or higher, it is turned off. If the temperature is above 26 degrees, the AC is turned on. Otherwise, the AC is turned off.</w:t>
       </w:r>
     </w:p>
     <w:p>
@@ -187,228 +139,12 @@
         <w:pStyle w:val="Heading2"/>
       </w:pPr>
       <w:r>
-        <w:t>Manual trace for [18, 22, 25, 25, 19]</w:t>
-      </w:r>
-    </w:p>
-    <w:tbl>
-      <w:tblPr>
-        <w:tblStyle w:val="TableGrid"/>
-        <w:tblW w:type="auto" w:w="0"/>
-        <w:tblLook w:firstColumn="1" w:firstRow="1" w:lastColumn="0" w:lastRow="0" w:noHBand="0" w:noVBand="1" w:val="04A0"/>
-      </w:tblPr>
-      <w:tblGrid>
-        <w:gridCol w:w="2880"/>
-        <w:gridCol w:w="2880"/>
-        <w:gridCol w:w="2880"/>
-      </w:tblGrid>
-      <w:tr>
-        <w:tc>
-          <w:tcPr>
-            <w:tcW w:type="dxa" w:w="2880"/>
-          </w:tcPr>
-          <w:p>
-            <w:r>
-              <w:t>Temperature</w:t>
-            </w:r>
-          </w:p>
-        </w:tc>
-        <w:tc>
-          <w:tcPr>
-            <w:tcW w:type="dxa" w:w="2880"/>
-          </w:tcPr>
-          <w:p>
-            <w:r>
-              <w:t>Expected action</w:t>
-            </w:r>
-          </w:p>
-        </w:tc>
-        <w:tc>
-          <w:tcPr>
-            <w:tcW w:type="dxa" w:w="2880"/>
-          </w:tcPr>
-          <w:p>
-            <w:r>
-              <w:t>State after action</w:t>
-            </w:r>
-          </w:p>
-        </w:tc>
-      </w:tr>
-      <w:tr>
-        <w:tc>
-          <w:tcPr>
-            <w:tcW w:type="dxa" w:w="2880"/>
-          </w:tcPr>
-          <w:p>
-            <w:r>
-              <w:t>18°C</w:t>
-            </w:r>
-          </w:p>
-        </w:tc>
-        <w:tc>
-          <w:tcPr>
-            <w:tcW w:type="dxa" w:w="2880"/>
-          </w:tcPr>
-          <w:p>
-            <w:r>
-              <w:t>Heater ON</w:t>
-            </w:r>
-          </w:p>
-        </w:tc>
-        <w:tc>
-          <w:tcPr>
-            <w:tcW w:type="dxa" w:w="2880"/>
-          </w:tcPr>
-          <w:p>
-            <w:r>
-              <w:t>heater=True, ac=False</w:t>
-            </w:r>
-          </w:p>
-        </w:tc>
-      </w:tr>
-      <w:tr>
-        <w:tc>
-          <w:tcPr>
-            <w:tcW w:type="dxa" w:w="2880"/>
-          </w:tcPr>
-          <w:p>
-            <w:r>
-              <w:t>22°C</w:t>
-            </w:r>
-          </w:p>
-        </w:tc>
-        <w:tc>
-          <w:tcPr>
-            <w:tcW w:type="dxa" w:w="2880"/>
-          </w:tcPr>
-          <w:p>
-            <w:r>
-              <w:t>Heater OFF</w:t>
-            </w:r>
-          </w:p>
-        </w:tc>
-        <w:tc>
-          <w:tcPr>
-            <w:tcW w:type="dxa" w:w="2880"/>
-          </w:tcPr>
-          <w:p>
-            <w:r>
-              <w:t>heater=False, ac=False</w:t>
-            </w:r>
-          </w:p>
-        </w:tc>
-      </w:tr>
-      <w:tr>
-        <w:tc>
-          <w:tcPr>
-            <w:tcW w:type="dxa" w:w="2880"/>
-          </w:tcPr>
-          <w:p>
-            <w:r>
-              <w:t>25°C</w:t>
-            </w:r>
-          </w:p>
-        </w:tc>
-        <w:tc>
-          <w:tcPr>
-            <w:tcW w:type="dxa" w:w="2880"/>
-          </w:tcPr>
-          <w:p>
-            <w:r>
-              <w:t>No change</w:t>
-            </w:r>
-          </w:p>
-        </w:tc>
-        <w:tc>
-          <w:tcPr>
-            <w:tcW w:type="dxa" w:w="2880"/>
-          </w:tcPr>
-          <w:p>
-            <w:r>
-              <w:t>heater=False, ac=False</w:t>
-            </w:r>
-          </w:p>
-        </w:tc>
-      </w:tr>
-      <w:tr>
-        <w:tc>
-          <w:tcPr>
-            <w:tcW w:type="dxa" w:w="2880"/>
-          </w:tcPr>
-          <w:p>
-            <w:r>
-              <w:t>25°C</w:t>
-            </w:r>
-          </w:p>
-        </w:tc>
-        <w:tc>
-          <w:tcPr>
-            <w:tcW w:type="dxa" w:w="2880"/>
-          </w:tcPr>
-          <w:p>
-            <w:r>
-              <w:t>No change</w:t>
-            </w:r>
-          </w:p>
-        </w:tc>
-        <w:tc>
-          <w:tcPr>
-            <w:tcW w:type="dxa" w:w="2880"/>
-          </w:tcPr>
-          <w:p>
-            <w:r>
-              <w:t>heater=False, ac=False</w:t>
-            </w:r>
-          </w:p>
-        </w:tc>
-      </w:tr>
-      <w:tr>
-        <w:tc>
-          <w:tcPr>
-            <w:tcW w:type="dxa" w:w="2880"/>
-          </w:tcPr>
-          <w:p>
-            <w:r>
-              <w:t>19°C</w:t>
-            </w:r>
-          </w:p>
-        </w:tc>
-        <w:tc>
-          <w:tcPr>
-            <w:tcW w:type="dxa" w:w="2880"/>
-          </w:tcPr>
-          <w:p>
-            <w:r>
-              <w:t>Heater ON</w:t>
-            </w:r>
-          </w:p>
-        </w:tc>
-        <w:tc>
-          <w:tcPr>
-            <w:tcW w:type="dxa" w:w="2880"/>
-          </w:tcPr>
-          <w:p>
-            <w:r>
-              <w:t>heater=True, ac=False</w:t>
-            </w:r>
-          </w:p>
-        </w:tc>
-      </w:tr>
-    </w:tbl>
-    <w:p>
-      <w:r>
-        <w:t>The hand trace confirms the expected printed actions before execution. No AC action occurs in this sequence because all temperatures are at or below 26°C.</w:t>
+        <w:t>Manual trace</w:t>
       </w:r>
     </w:p>
     <w:p>
-      <w:pPr>
-        <w:pStyle w:val="NoSpacing"/>
-      </w:pPr>
       <w:r>
-        <w:rPr>
-          <w:rFonts w:ascii="Courier New" w:hAnsi="Courier New"/>
-          <w:sz w:val="18"/>
-        </w:rPr>
-        <w:t>python3 Lab-3/lab3_model_based_reflex_ac.py</w:t>
+        <w:t>For the temperatures 18, 22, 25, 25 and 19, the expected heater actions are: Heater ON, Heater OFF, no change, no change and Heater ON. The AC does not turn on because none of these temperatures is above 26 degrees.</w:t>
       </w:r>
     </w:p>
     <w:p>
@@ -416,17 +152,17 @@
         <w:pStyle w:val="Heading1"/>
       </w:pPr>
       <w:r>
-        <w:t>Testing and conclusion</w:t>
+        <w:t>Conclusion</w:t>
       </w:r>
     </w:p>
     <w:p>
       <w:r>
-        <w:t>Each Python file was executed successfully after creation. The interactive calculator was also tested with negative, zero, one, positive, invalid, and arithmetic inputs. The final repository separates the source code by lab and includes this DOCX explanation as the required written submission.</w:t>
+        <w:t>I ran all three Python files and checked the output. The source files are placed in the Lab-1, Lab-2 and Lab-3 folders in the GitHub repository.</w:t>
       </w:r>
     </w:p>
     <w:sectPr>
       <w:pgSz w:w="12240" w:h="15840"/>
-      <w:pgMar w:top="1008" w:right="1800" w:bottom="1008" w:left="1800" w:header="720" w:footer="720" w:gutter="0"/>
+      <w:pgMar w:top="1080" w:right="1800" w:bottom="1080" w:left="1800" w:header="720" w:footer="720" w:gutter="0"/>
       <w:cols w:space="720"/>
       <w:docGrid w:linePitch="360"/>
     </w:sectPr>
@@ -799,7 +535,7 @@
     <w:rsid w:val="00FC693F"/>
     <w:rPr>
       <w:rFonts w:ascii="Arial" w:hAnsi="Arial"/>
-      <w:sz w:val="21"/>
+      <w:sz w:val="22"/>
     </w:rPr>
   </w:style>
   <w:style w:type="paragraph" w:styleId="Header">
@@ -861,7 +597,7 @@
       <w:outlineLvl w:val="0"/>
     </w:pPr>
     <w:rPr>
-      <w:rFonts w:asciiTheme="majorHAnsi" w:eastAsiaTheme="majorEastAsia" w:hAnsiTheme="majorHAnsi" w:cstheme="majorBidi" w:ascii="Arial" w:hAnsi="Arial"/>
+      <w:rFonts w:asciiTheme="majorHAnsi" w:eastAsiaTheme="majorEastAsia" w:hAnsiTheme="majorHAnsi" w:cstheme="majorBidi"/>
       <w:b/>
       <w:bCs/>
       <w:color w:val="365F91" w:themeColor="accent1" w:themeShade="BF"/>
@@ -885,7 +621,7 @@
       <w:outlineLvl w:val="1"/>
     </w:pPr>
     <w:rPr>
-      <w:rFonts w:asciiTheme="majorHAnsi" w:eastAsiaTheme="majorEastAsia" w:hAnsiTheme="majorHAnsi" w:cstheme="majorBidi" w:ascii="Arial" w:hAnsi="Arial"/>
+      <w:rFonts w:asciiTheme="majorHAnsi" w:eastAsiaTheme="majorEastAsia" w:hAnsiTheme="majorHAnsi" w:cstheme="majorBidi"/>
       <w:b/>
       <w:bCs/>
       <w:color w:val="4F81BD" w:themeColor="accent1"/>
@@ -1150,7 +886,7 @@
       <w:contextualSpacing/>
     </w:pPr>
     <w:rPr>
-      <w:rFonts w:asciiTheme="majorHAnsi" w:eastAsiaTheme="majorEastAsia" w:hAnsiTheme="majorHAnsi" w:cstheme="majorBidi" w:ascii="Arial" w:hAnsi="Arial"/>
+      <w:rFonts w:asciiTheme="majorHAnsi" w:eastAsiaTheme="majorEastAsia" w:hAnsiTheme="majorHAnsi" w:cstheme="majorBidi"/>
       <w:color w:val="17365D" w:themeColor="text2" w:themeShade="BF"/>
       <w:spacing w:val="5"/>
       <w:kern w:val="28"/>

--- a/AI_Lab_Explanation.docx
+++ b/AI_Lab_Explanation.docx
@@ -4,24 +4,14 @@
   <w:body>
     <w:p>
       <w:pPr>
-        <w:jc w:val="center"/>
+        <w:pStyle w:val="Heading1"/>
       </w:pPr>
       <w:r>
-        <w:rPr>
-          <w:b/>
-          <w:sz w:val="36"/>
-        </w:rPr>
         <w:t>Artificial Intelligence Lab</w:t>
       </w:r>
     </w:p>
     <w:p>
-      <w:pPr>
-        <w:jc w:val="center"/>
-      </w:pPr>
       <w:r>
-        <w:rPr>
-          <w:b/>
-        </w:rPr>
         <w:t>Name: Muhammad Usman</w:t>
         <w:br/>
         <w:t>Roll No: 025</w:t>
@@ -29,7 +19,7 @@
     </w:p>
     <w:p>
       <w:pPr>
-        <w:pStyle w:val="Heading1"/>
+        <w:pStyle w:val="Heading2"/>
       </w:pPr>
       <w:r>
         <w:t>Introduction</w:t>
@@ -37,15 +27,7 @@
     </w:p>
     <w:p>
       <w:r>
-        <w:t>This file explains the programs I made for the AI Lab tasks. I used basic Python concepts such as if statements, loops, lists, functions, classes and objects.</w:t>
-      </w:r>
-    </w:p>
-    <w:p>
-      <w:pPr>
-        <w:pStyle w:val="Heading1"/>
-      </w:pPr>
-      <w:r>
-        <w:t>Lab 1</w:t>
+        <w:t>In this file I have explained my lab programs in my own words. The first three labs are basic Python programs. In them I used if-else conditions, loops, lists of tuples, functions, and in the last parts classes and objects.</w:t>
       </w:r>
     </w:p>
     <w:p>
@@ -53,12 +35,17 @@
         <w:pStyle w:val="Heading2"/>
       </w:pPr>
       <w:r>
-        <w:t>Integer conditions</w:t>
+        <w:t>Lab 1 - Conditions and the dynamic calculator</w:t>
       </w:r>
     </w:p>
     <w:p>
       <w:r>
-        <w:t>First, the program takes an integer from the user. If the number is negative, it prints Negative changed to zero. It prints Zero for 0, Single for 1, and More for numbers greater than 1.</w:t>
+        <w:t>The first program is very small. The user enters an integer and the program checks it with if and elif. A negative number is changed to zero and the message "Negative changed to zero" is printed. For 0 it prints Zero, for 1 it prints Single, and for any bigger number it prints More.</w:t>
+      </w:r>
+    </w:p>
+    <w:p>
+      <w:r>
+        <w:t>The second part is the dynamic calculator, which was the mini project of this lab. The user types a full expression, for example 1 + 2 * 3, and the program prints the answer. It keeps asking for new expressions and stops only when the user presses Enter on an empty line. I used try and except in it, so if someone types a wrong expression the program shows an error message instead of crashing.</w:t>
       </w:r>
     </w:p>
     <w:p>
@@ -66,20 +53,22 @@
         <w:pStyle w:val="Heading2"/>
       </w:pPr>
       <w:r>
-        <w:t>Dynamic calculator</w:t>
+        <w:t>Lab 2 - FizzBuzz, movie budgets and OOP</w:t>
       </w:r>
     </w:p>
     <w:p>
       <w:r>
-        <w:t>For the mini project I selected the dynamic calculator. The user enters an arithmetic expression and the program prints the answer. The calculator keeps running until the user presses Enter on an empty line. A try and except statement shows an error message when the expression is not correct.</w:t>
+        <w:t>In FizzBuzz, a for loop goes from 1 to 100. If a number divides by both 3 and 5, FizzBuzz is printed. This check has to come first, otherwise such numbers are caught by the single checks. Numbers dividing by only 3 print Fizz, by only 5 print Buzz, and the rest are printed as they are.</w:t>
       </w:r>
     </w:p>
     <w:p>
-      <w:pPr>
-        <w:pStyle w:val="Heading1"/>
-      </w:pPr>
       <w:r>
-        <w:t>Lab 2</w:t>
+        <w:t>For the movie task I saved five movies with their budgets (in millions) in a list of tuples. I added all the budgets and divided by 5, which gave an average of 150.3 million. After that the program compared every movie with the average and printed the four movies above it, along with how much above they were.</w:t>
+      </w:r>
+    </w:p>
+    <w:p>
+      <w:r>
+        <w:t>The last part of Lab 2 was about OOP. Vehicle is the parent class and Car and Motorcycle are its child classes. All three have a start_engine method, but the message inside is different in each one. When the method is called on a Car object, the car message prints, and same for the motorcycle. This is inheritance with method overriding.</w:t>
       </w:r>
     </w:p>
     <w:p>
@@ -87,12 +76,22 @@
         <w:pStyle w:val="Heading2"/>
       </w:pPr>
       <w:r>
-        <w:t>FizzBuzz</w:t>
+        <w:t>Lab 3 - Model-based reflex agent</w:t>
       </w:r>
     </w:p>
     <w:p>
       <w:r>
-        <w:t>A for loop prints numbers from 1 to 100. Numbers divisible by both 3 and 5 print FizzBuzz. Numbers divisible by only 3 print Fizz, and numbers divisible by only 5 print Buzz. Other numbers are printed normally.</w:t>
+        <w:t>In Lab 3 I made a TemperatureAgent class. The agent keeps two things in its memory: heater and ac, which tell whether they are currently on or off. This memory is the model of the agent.</w:t>
+      </w:r>
+    </w:p>
+    <w:p>
+      <w:r>
+        <w:t>Its rules are simple. If the temperature goes below 20 and the heater is off, the heater turns on. If the temperature is 20 or above and the heater is on, it turns off. In the same way, the AC turns on above 26 and turns off at 26 or below. Because the agent checks the old state first, it does not print ON again and again for the same device.</w:t>
+      </w:r>
+    </w:p>
+    <w:p>
+      <w:r>
+        <w:t>Manual trace: for the temperatures 18, 22, 25, 25 and 19, the heater actions are ON, OFF, no change, no change and ON. The AC never turns on in this list because no temperature goes above 26.</w:t>
       </w:r>
     </w:p>
     <w:p>
@@ -100,69 +99,17 @@
         <w:pStyle w:val="Heading2"/>
       </w:pPr>
       <w:r>
-        <w:t>Movie budgets</w:t>
-      </w:r>
-    </w:p>
-    <w:p>
-      <w:r>
-        <w:t>I stored movie names and budgets in a list of tuples. I added all the budgets and divided by the number of movies to get the average. Then I checked each movie and printed the movies whose budgets were above the average.</w:t>
-      </w:r>
-    </w:p>
-    <w:p>
-      <w:pPr>
-        <w:pStyle w:val="Heading2"/>
-      </w:pPr>
-      <w:r>
-        <w:t>OOP task</w:t>
-      </w:r>
-    </w:p>
-    <w:p>
-      <w:r>
-        <w:t>Vehicle is the parent class. Car and Motorcycle inherit from Vehicle. Both classes have their own start_engine() method. When the method is called, each object prints its own message. This shows inheritance and method overriding.</w:t>
-      </w:r>
-    </w:p>
-    <w:p>
-      <w:pPr>
-        <w:pStyle w:val="Heading1"/>
-      </w:pPr>
-      <w:r>
-        <w:t>Lab 3</w:t>
-      </w:r>
-    </w:p>
-    <w:p>
-      <w:r>
-        <w:t>The TemperatureAgent keeps two values in its memory: heater and ac. If the temperature is below 20 degrees, the heater is turned on. If the temperature is 20 degrees or higher, it is turned off. If the temperature is above 26 degrees, the AC is turned on. Otherwise, the AC is turned off.</w:t>
-      </w:r>
-    </w:p>
-    <w:p>
-      <w:pPr>
-        <w:pStyle w:val="Heading2"/>
-      </w:pPr>
-      <w:r>
-        <w:t>Manual trace</w:t>
-      </w:r>
-    </w:p>
-    <w:p>
-      <w:r>
-        <w:t>For the temperatures 18, 22, 25, 25 and 19, the expected heater actions are: Heater ON, Heater OFF, no change, no change and Heater ON. The AC does not turn on because none of these temperatures is above 26 degrees.</w:t>
-      </w:r>
-    </w:p>
-    <w:p>
-      <w:pPr>
-        <w:pStyle w:val="Heading1"/>
-      </w:pPr>
-      <w:r>
         <w:t>Conclusion</w:t>
       </w:r>
     </w:p>
     <w:p>
       <w:r>
-        <w:t>I ran all three Python files and checked the output. The source files are placed in the Lab-1, Lab-2 and Lab-3 folders in the GitHub repository.</w:t>
+        <w:t>I ran all three programs myself and matched the outputs with what I expected. The files are in the Lab-1, Lab-2 and Lab-3 folders of this repository. Lab 4 (A* search) is explained separately in its own report inside the Lab-4 folder.</w:t>
       </w:r>
     </w:p>
     <w:sectPr>
       <w:pgSz w:w="12240" w:h="15840"/>
-      <w:pgMar w:top="1080" w:right="1800" w:bottom="1080" w:left="1800" w:header="720" w:footer="720" w:gutter="0"/>
+      <w:pgMar w:top="1440" w:right="1800" w:bottom="1440" w:left="1800" w:header="720" w:footer="720" w:gutter="0"/>
       <w:cols w:space="720"/>
       <w:docGrid w:linePitch="360"/>
     </w:sectPr>
@@ -534,7 +481,7 @@
     <w:qFormat/>
     <w:rsid w:val="00FC693F"/>
     <w:rPr>
-      <w:rFonts w:ascii="Arial" w:hAnsi="Arial"/>
+      <w:rFonts w:ascii="Calibri" w:hAnsi="Calibri"/>
       <w:sz w:val="22"/>
     </w:rPr>
   </w:style>

--- a/AI_Lab_Explanation.docx
+++ b/AI_Lab_Explanation.docx
@@ -3,108 +3,117 @@
 <w:document xmlns:wpc="http://schemas.microsoft.com/office/word/2010/wordprocessingCanvas" xmlns:mo="http://schemas.microsoft.com/office/mac/office/2008/main" xmlns:mc="http://schemas.openxmlformats.org/markup-compatibility/2006" xmlns:mv="urn:schemas-microsoft-com:mac:vml" xmlns:o="urn:schemas-microsoft-com:office:office" xmlns:r="http://schemas.openxmlformats.org/officeDocument/2006/relationships" xmlns:m="http://schemas.openxmlformats.org/officeDocument/2006/math" xmlns:v="urn:schemas-microsoft-com:vml" xmlns:wp14="http://schemas.microsoft.com/office/word/2010/wordprocessingDrawing" xmlns:wp="http://schemas.openxmlformats.org/drawingml/2006/wordprocessingDrawing" xmlns:w10="urn:schemas-microsoft-com:office:word" xmlns:w="http://schemas.openxmlformats.org/wordprocessingml/2006/main" xmlns:w14="http://schemas.microsoft.com/office/word/2010/wordml" xmlns:wpg="http://schemas.microsoft.com/office/word/2010/wordprocessingGroup" xmlns:wpi="http://schemas.microsoft.com/office/word/2010/wordprocessingInk" xmlns:wne="http://schemas.microsoft.com/office/word/2006/wordml" xmlns:wps="http://schemas.microsoft.com/office/word/2010/wordprocessingShape" mc:Ignorable="w14 wp14">
   <w:body>
     <w:p>
-      <w:pPr>
-        <w:pStyle w:val="Heading1"/>
-      </w:pPr>
       <w:r>
+        <w:rPr>
+          <w:b/>
+          <w:sz w:val="30"/>
+        </w:rPr>
         <w:t>Artificial Intelligence Lab</w:t>
       </w:r>
     </w:p>
     <w:p>
       <w:r>
         <w:t>Name: Muhammad Usman</w:t>
-        <w:br/>
+      </w:r>
+    </w:p>
+    <w:p>
+      <w:r>
         <w:t>Roll No: 025</w:t>
       </w:r>
     </w:p>
     <w:p>
-      <w:pPr>
-        <w:pStyle w:val="Heading2"/>
-      </w:pPr>
       <w:r>
+        <w:rPr>
+          <w:b/>
+          <w:sz w:val="28"/>
+        </w:rPr>
         <w:t>Introduction</w:t>
       </w:r>
     </w:p>
     <w:p>
       <w:r>
-        <w:t>In this file I have explained my lab programs in my own words. The first three labs are basic Python programs. In them I used if-else conditions, loops, lists of tuples, functions, and in the last parts classes and objects.</w:t>
+        <w:t>This file is my own explanation of the lab programs I made in the first three labs. Mostly these are small Python programs. I used if-else, loops, lists of tuples and functions in them, and classes and objects came in the later parts.</w:t>
       </w:r>
     </w:p>
     <w:p>
-      <w:pPr>
-        <w:pStyle w:val="Heading2"/>
-      </w:pPr>
       <w:r>
+        <w:rPr>
+          <w:b/>
+          <w:sz w:val="28"/>
+        </w:rPr>
         <w:t>Lab 1 - Conditions and the dynamic calculator</w:t>
       </w:r>
     </w:p>
     <w:p>
       <w:r>
-        <w:t>The first program is very small. The user enters an integer and the program checks it with if and elif. A negative number is changed to zero and the message "Negative changed to zero" is printed. For 0 it prints Zero, for 1 it prints Single, and for any bigger number it prints More.</w:t>
+        <w:t>The first program is very small, it only checks an integer. I used if and elif for it. When the number is negative, the program makes it zero and shows "Negative changed to zero". On 0 it shows Zero, on 1 it shows Single, and on anything bigger it just shows More. First I had put the bigger-number check before the 0 and 1 checks, and then 0 was also coming in More, so I had to fix the order of the conditions.</w:t>
       </w:r>
     </w:p>
     <w:p>
       <w:r>
-        <w:t>The second part is the dynamic calculator, which was the mini project of this lab. The user types a full expression, for example 1 + 2 * 3, and the program prints the answer. It keeps asking for new expressions and stops only when the user presses Enter on an empty line. I used try and except in it, so if someone types a wrong expression the program shows an error message instead of crashing.</w:t>
+        <w:t>The second part was the dynamic calculator, the mini project of this lab. Here the user does not type one number, he types a full expression, like 1 + 2 * 3, and the answer comes. It does not stop after one expression, it keeps asking again and again. It stops only when the user presses Enter on an empty line. I put try and except in it, because if somebody types a wrong expression, the program should show an error and not crash fully.</w:t>
       </w:r>
     </w:p>
     <w:p>
-      <w:pPr>
-        <w:pStyle w:val="Heading2"/>
-      </w:pPr>
       <w:r>
+        <w:rPr>
+          <w:b/>
+          <w:sz w:val="28"/>
+        </w:rPr>
         <w:t>Lab 2 - FizzBuzz, movie budgets and OOP</w:t>
       </w:r>
     </w:p>
     <w:p>
       <w:r>
-        <w:t>In FizzBuzz, a for loop goes from 1 to 100. If a number divides by both 3 and 5, FizzBuzz is printed. This check has to come first, otherwise such numbers are caught by the single checks. Numbers dividing by only 3 print Fizz, by only 5 print Buzz, and the rest are printed as they are.</w:t>
+        <w:t>In FizzBuzz a for loop runs from 1 to 100. The numbers which divide by both 3 and 5 print FizzBuzz, and this check has to come first. If it comes after the single checks, those numbers get caught by Fizz or Buzz and FizzBuzz never prints. Dividing by only 3 prints Fizz, only 5 prints Buzz, and the rest print as they are.</w:t>
       </w:r>
     </w:p>
     <w:p>
       <w:r>
-        <w:t>For the movie task I saved five movies with their budgets (in millions) in a list of tuples. I added all the budgets and divided by 5, which gave an average of 150.3 million. After that the program compared every movie with the average and printed the four movies above it, along with how much above they were.</w:t>
+        <w:t>For the movie task I took five movies and saved their budgets, in millions, in a list of tuples. I added all five budgets and divided by 5. The average came to 150.3 million. Then the program checked every movie against this average. Four movies were above it, and the program also printed how much above each one was.</w:t>
       </w:r>
     </w:p>
     <w:p>
       <w:r>
-        <w:t>The last part of Lab 2 was about OOP. Vehicle is the parent class and Car and Motorcycle are its child classes. All three have a start_engine method, but the message inside is different in each one. When the method is called on a Car object, the car message prints, and same for the motorcycle. This is inheritance with method overriding.</w:t>
+        <w:t>The last part of Lab 2 was OOP. Vehicle is the parent class. Car and Motorcycle are its child classes. All three have a start_engine method but the message inside is not the same. Calling it on a Car object prints the car message, and calling it on a Motorcycle prints the motorcycle one. This is inheritance, and the child writing its own version of the method is method overriding.</w:t>
       </w:r>
     </w:p>
     <w:p>
-      <w:pPr>
-        <w:pStyle w:val="Heading2"/>
-      </w:pPr>
       <w:r>
+        <w:rPr>
+          <w:b/>
+          <w:sz w:val="28"/>
+        </w:rPr>
         <w:t>Lab 3 - Model-based reflex agent</w:t>
       </w:r>
     </w:p>
     <w:p>
       <w:r>
-        <w:t>In Lab 3 I made a TemperatureAgent class. The agent keeps two things in its memory: heater and ac, which tell whether they are currently on or off. This memory is the model of the agent.</w:t>
+        <w:t>In Lab 3 I made a TemperatureAgent class. The agent remembers two things: heater and ac, that is, whether they are on or off right now. This memory is the model of the agent, that is why it is called model-based.</w:t>
       </w:r>
     </w:p>
     <w:p>
       <w:r>
-        <w:t>Its rules are simple. If the temperature goes below 20 and the heater is off, the heater turns on. If the temperature is 20 or above and the heater is on, it turns off. In the same way, the AC turns on above 26 and turns off at 26 or below. Because the agent checks the old state first, it does not print ON again and again for the same device.</w:t>
+        <w:t>The rules are simple. Temperature below 20 and heater off, the heater turns on. Temperature 20 or above and heater on, it turns off. Same with the AC, it turns on above 26 and turns off at 26 or below. Because the agent first checks the old state, the same ON message does not print again and again.</w:t>
       </w:r>
     </w:p>
     <w:p>
       <w:r>
-        <w:t>Manual trace: for the temperatures 18, 22, 25, 25 and 19, the heater actions are ON, OFF, no change, no change and ON. The AC never turns on in this list because no temperature goes above 26.</w:t>
+        <w:t>I traced it by hand for the temperatures 18, 22, 25, 25 and 19: the heater goes ON, OFF, no change, no change and ON. The AC stays off in this whole list because no temperature went above 26.</w:t>
       </w:r>
     </w:p>
     <w:p>
-      <w:pPr>
-        <w:pStyle w:val="Heading2"/>
-      </w:pPr>
       <w:r>
+        <w:rPr>
+          <w:b/>
+          <w:sz w:val="28"/>
+        </w:rPr>
         <w:t>Conclusion</w:t>
       </w:r>
     </w:p>
     <w:p>
       <w:r>
-        <w:t>I ran all three programs myself and matched the outputs with what I expected. The files are in the Lab-1, Lab-2 and Lab-3 folders of this repository. Lab 4 (A* search) is explained separately in its own report inside the Lab-4 folder.</w:t>
+        <w:t>I ran all three programs myself and the outputs matched what I was expecting. The programs are in the Lab-1, Lab-2 and Lab-3 folders of this repository. For Lab 4 (A* search) I made a separate report, it is in the Lab-4 folder.</w:t>
       </w:r>
     </w:p>
     <w:sectPr>
